--- a/report_template/template_main/ptBRCA_rummage_complete_v2.1.2.docx
+++ b/report_template/template_main/ptBRCA_rummage_complete_v2.1.2.docx
@@ -11692,7 +11692,7 @@
                     </wp:anchor>
                   </w:drawing>
                 </mc:Choice>
-                <mc:Fallback xmlns:wpsCustomData="http://www.wps.cn/officeDocument/2013/wpsCustomData" xmlns:oel="http://schemas.microsoft.com/office/2019/extlst">
+                <mc:Fallback xmlns:oel="http://schemas.microsoft.com/office/2019/extlst" xmlns:wpsCustomData="http://www.wps.cn/officeDocument/2013/wpsCustomData">
                   <w:pict>
                     <v:shape id="流程图: 接点 22" o:spid="_x0000_s1026" o:spt="120" type="#_x0000_t120" style="position:absolute;left:0pt;margin-left:191.85pt;margin-top:3.25pt;height:25.15pt;width:24.65pt;z-index:-251640832;v-text-anchor:middle;mso-width-relative:page;mso-height-relative:page;" fillcolor="#1E7648" filled="t" stroked="f" coordsize="21600,21600" o:gfxdata="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">
                       <v:fill on="t" focussize="0,0"/>
@@ -11823,7 +11823,7 @@
                     </wp:anchor>
                   </w:drawing>
                 </mc:Choice>
-                <mc:Fallback xmlns:wpsCustomData="http://www.wps.cn/officeDocument/2013/wpsCustomData" xmlns:oel="http://schemas.microsoft.com/office/2019/extlst">
+                <mc:Fallback xmlns:oel="http://schemas.microsoft.com/office/2019/extlst" xmlns:wpsCustomData="http://www.wps.cn/officeDocument/2013/wpsCustomData">
                   <w:pict>
                     <v:roundrect id="矩形: 圆角 23" o:spid="_x0000_s1026" o:spt="2" style="position:absolute;left:0pt;margin-left:-5.15pt;margin-top:3.2pt;height:25.3pt;width:96pt;mso-position-horizontal-relative:margin;z-index:-251641856;v-text-anchor:middle;mso-width-relative:page;mso-height-relative:page;" fillcolor="#F2F2F2 [3052]" filled="t" stroked="f" coordsize="21600,21600" arcsize="0.166666666666667" o:gfxdata="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">
                       <v:fill on="t" focussize="0,0"/>
@@ -17892,7 +17892,7 @@
           <w:sz w:val="16"/>
           <w:szCs w:val="16"/>
         </w:rPr>
-        <w:t>：即为最低扩增子测序深度，本项目为扩增子测序，要求深度最低的扩增子的深度也要达到</w:t>
+        <w:t>：本项目为扩增子测序，要求深度最低的扩增子的深度也要达到</w:t>
       </w:r>
       <w:r>
         <w:rPr>
@@ -18012,7 +18012,7 @@
         </w:numPr>
         <w:ind w:firstLineChars="0"/>
         <w:rPr>
-          <w:rFonts w:ascii="思源黑体 CN Normal" w:eastAsia="思源黑体 CN Normal" w:hAnsi="思源黑体 CN Normal" w:hint="eastAsia"/>
+          <w:rFonts w:ascii="思源黑体 CN Normal" w:eastAsia="思源黑体 CN Normal" w:hAnsi="思源黑体 CN Normal"/>
           <w:color w:val="000000" w:themeColor="text1"/>
           <w:sz w:val="16"/>
           <w:szCs w:val="16"/>
